--- a/public/pluglink/template.docx
+++ b/public/pluglink/template.docx
@@ -14385,16 +14385,6 @@
                 <w:sz w:val="24"/>
               </w:rPr>
               <w:t>6. 중복설치 여부</w:t>
-            </w:r>
-            <w:r>
-              <w:rPr>
-                <w:rFonts w:asciiTheme="majorHAnsi" w:eastAsiaTheme="majorHAnsi" w:hAnsiTheme="majorHAnsi"/>
-                <w:b/>
-                <w:bCs/>
-                <w:sz w:val="20"/>
-                <w:szCs w:val="20"/>
-              </w:rPr>
-              <w:t>(보조금을 받은 충전시설에 한함)</w:t>
             </w:r>
           </w:p>
         </w:tc>

--- a/public/pluglink/template.docx
+++ b/public/pluglink/template.docx
@@ -8007,7 +8007,7 @@
                   <w:rPr>
                     <w:rStyle w:val="9pt"/>
                   </w:rPr>
-                  <w:t>010-5343-9983</w:t>
+                  <w:t xml:space="preserve">010-3627-7047</w:t>
                 </w:r>
               </w:sdtContent>
             </w:sdt>
@@ -15112,7 +15112,7 @@
                     <w:sz w:val="20"/>
                     <w:szCs w:val="20"/>
                   </w:rPr>
-                  <w:t/>
+                  <w:t xml:space="preserve">한비</w:t>
                 </w:r>
               </w:sdtContent>
             </w:sdt>
@@ -15168,7 +15168,7 @@
                     <w:sz w:val="20"/>
                     <w:szCs w:val="20"/>
                   </w:rPr>
-                  <w:t/>
+                  <w:t xml:space="preserve">010-3627-7047</w:t>
                 </w:r>
               </w:sdtContent>
             </w:sdt>
@@ -15321,7 +15321,7 @@
                     <w:sz w:val="20"/>
                     <w:szCs w:val="20"/>
                   </w:rPr>
-                  <w:t/>
+                  <w:t xml:space="preserve">김종혁</w:t>
                 </w:r>
               </w:sdtContent>
             </w:sdt>
@@ -15380,7 +15380,7 @@
                     <w:sz w:val="20"/>
                     <w:szCs w:val="20"/>
                   </w:rPr>
-                  <w:t/>
+                  <w:t xml:space="preserve">2026년 07월 27일</w:t>
                 </w:r>
               </w:sdtContent>
             </w:sdt>

--- a/public/pluglink/template.docx
+++ b/public/pluglink/template.docx
@@ -7560,7 +7560,7 @@
                 <w:sz w:val="14"/>
                 <w:szCs w:val="14"/>
               </w:rPr>
-              <w:t>410-81-32391</w:t>
+              <w:t>사업자등록번호</w:t>
             </w:r>
             <w:r>
               <w:rPr>
@@ -14926,7 +14926,7 @@
                 <w:sz w:val="20"/>
                 <w:szCs w:val="20"/>
               </w:rPr>
-              <w:t>키오스크(    0  기)</w:t>
+              <w:t>키오스크(       기)</w:t>
             </w:r>
           </w:p>
         </w:tc>
